--- a/熊猫成仙，从青竹山开始/第一卷 龙蛇起陆/第012章 这条腿，断在官道上.docx
+++ b/熊猫成仙，从青竹山开始/第一卷 龙蛇起陆/第012章 这条腿，断在官道上.docx
@@ -299,7 +299,7 @@
           <w:sz w:val="27"/>
           <w:szCs w:val="27"/>
         </w:rPr>
-        <w:t xml:space="preserve">“供奉。”他趴在坡上喘，喘得话都断了，“家主……家主在镇外挨了打。”</w:t>
+        <w:t xml:space="preserve">“供奉。”他趴在坡上喘，喘得话都断了，“家主，家主在镇外挨了打。”</w:t>
       </w:r>
     </w:p>
     <w:p>
